--- a/DAY-6/03_Implementing_Dynamic_Inventories.docx
+++ b/DAY-6/03_Implementing_Dynamic_Inventories.docx
@@ -1069,8 +1069,20 @@
           <w:sz w:val="24"/>
           <w:szCs w:val="24"/>
         </w:rPr>
-        <w:t>pip install awscli</w:t>
-      </w:r>
+        <w:t xml:space="preserve">pip install </w:t>
+      </w:r>
+      <w:proofErr w:type="spellStart"/>
+      <w:r>
+        <w:rPr>
+          <w:rFonts w:asciiTheme="majorHAnsi" w:eastAsia="Calibri" w:hAnsiTheme="majorHAnsi" w:cstheme="majorHAnsi"/>
+          <w:b/>
+          <w:color w:val="404040" w:themeColor="text1" w:themeTint="BF"/>
+          <w:sz w:val="24"/>
+          <w:szCs w:val="24"/>
+        </w:rPr>
+        <w:t>awscli</w:t>
+      </w:r>
+      <w:proofErr w:type="spellEnd"/>
     </w:p>
     <w:p>
       <w:pPr>
@@ -1450,7 +1462,7 @@
           <w:sz w:val="24"/>
           <w:szCs w:val="24"/>
         </w:rPr>
-        <w:t>sudo vi dynamic_inventory.py</w:t>
+        <w:t>dynamic_inventory.py</w:t>
       </w:r>
     </w:p>
     <w:p>
@@ -1707,8 +1719,20 @@
           <w:sz w:val="24"/>
           <w:szCs w:val="24"/>
         </w:rPr>
-        <w:t>import json</w:t>
-      </w:r>
+        <w:t xml:space="preserve">import </w:t>
+      </w:r>
+      <w:proofErr w:type="spellStart"/>
+      <w:r>
+        <w:rPr>
+          <w:rFonts w:asciiTheme="majorHAnsi" w:eastAsia="Calibri" w:hAnsiTheme="majorHAnsi" w:cstheme="majorHAnsi"/>
+          <w:b/>
+          <w:color w:val="404040" w:themeColor="text1" w:themeTint="BF"/>
+          <w:sz w:val="24"/>
+          <w:szCs w:val="24"/>
+        </w:rPr>
+        <w:t>json</w:t>
+      </w:r>
+      <w:proofErr w:type="spellEnd"/>
     </w:p>
     <w:p>
       <w:pPr>
@@ -1755,7 +1779,29 @@
           <w:sz w:val="24"/>
           <w:szCs w:val="24"/>
         </w:rPr>
-        <w:t>ec2 = boto3.client("ec2", region_name="us-east-1")</w:t>
+        <w:t xml:space="preserve">ec2 = boto3.client("ec2", </w:t>
+      </w:r>
+      <w:proofErr w:type="spellStart"/>
+      <w:r>
+        <w:rPr>
+          <w:rFonts w:asciiTheme="majorHAnsi" w:eastAsia="Calibri" w:hAnsiTheme="majorHAnsi" w:cstheme="majorHAnsi"/>
+          <w:b/>
+          <w:color w:val="404040" w:themeColor="text1" w:themeTint="BF"/>
+          <w:sz w:val="24"/>
+          <w:szCs w:val="24"/>
+        </w:rPr>
+        <w:t>region_name</w:t>
+      </w:r>
+      <w:proofErr w:type="spellEnd"/>
+      <w:r>
+        <w:rPr>
+          <w:rFonts w:asciiTheme="majorHAnsi" w:eastAsia="Calibri" w:hAnsiTheme="majorHAnsi" w:cstheme="majorHAnsi"/>
+          <w:b/>
+          <w:color w:val="404040" w:themeColor="text1" w:themeTint="BF"/>
+          <w:sz w:val="24"/>
+          <w:szCs w:val="24"/>
+        </w:rPr>
+        <w:t>="us-east-1")</w:t>
       </w:r>
     </w:p>
     <w:p>
@@ -1996,7 +2042,29 @@
           <w:sz w:val="24"/>
           <w:szCs w:val="24"/>
         </w:rPr>
-        <w:t xml:space="preserve">        "hostvars": {}</w:t>
+        <w:t xml:space="preserve">        "</w:t>
+      </w:r>
+      <w:proofErr w:type="spellStart"/>
+      <w:r>
+        <w:rPr>
+          <w:rFonts w:asciiTheme="majorHAnsi" w:eastAsia="Calibri" w:hAnsiTheme="majorHAnsi" w:cstheme="majorHAnsi"/>
+          <w:b/>
+          <w:color w:val="404040" w:themeColor="text1" w:themeTint="BF"/>
+          <w:sz w:val="24"/>
+          <w:szCs w:val="24"/>
+        </w:rPr>
+        <w:t>hostvars</w:t>
+      </w:r>
+      <w:proofErr w:type="spellEnd"/>
+      <w:r>
+        <w:rPr>
+          <w:rFonts w:asciiTheme="majorHAnsi" w:eastAsia="Calibri" w:hAnsiTheme="majorHAnsi" w:cstheme="majorHAnsi"/>
+          <w:b/>
+          <w:color w:val="404040" w:themeColor="text1" w:themeTint="BF"/>
+          <w:sz w:val="24"/>
+          <w:szCs w:val="24"/>
+        </w:rPr>
+        <w:t>": {}</w:t>
       </w:r>
     </w:p>
     <w:p>
@@ -2209,7 +2277,73 @@
           <w:sz w:val="24"/>
           <w:szCs w:val="24"/>
         </w:rPr>
-        <w:t xml:space="preserve">            public_ip = instance.get("PublicIpAddress")</w:t>
+        <w:t xml:space="preserve">            </w:t>
+      </w:r>
+      <w:proofErr w:type="spellStart"/>
+      <w:r>
+        <w:rPr>
+          <w:rFonts w:asciiTheme="majorHAnsi" w:eastAsia="Calibri" w:hAnsiTheme="majorHAnsi" w:cstheme="majorHAnsi"/>
+          <w:b/>
+          <w:color w:val="404040" w:themeColor="text1" w:themeTint="BF"/>
+          <w:sz w:val="24"/>
+          <w:szCs w:val="24"/>
+        </w:rPr>
+        <w:t>public_ip</w:t>
+      </w:r>
+      <w:proofErr w:type="spellEnd"/>
+      <w:r>
+        <w:rPr>
+          <w:rFonts w:asciiTheme="majorHAnsi" w:eastAsia="Calibri" w:hAnsiTheme="majorHAnsi" w:cstheme="majorHAnsi"/>
+          <w:b/>
+          <w:color w:val="404040" w:themeColor="text1" w:themeTint="BF"/>
+          <w:sz w:val="24"/>
+          <w:szCs w:val="24"/>
+        </w:rPr>
+        <w:t xml:space="preserve"> = </w:t>
+      </w:r>
+      <w:proofErr w:type="spellStart"/>
+      <w:r>
+        <w:rPr>
+          <w:rFonts w:asciiTheme="majorHAnsi" w:eastAsia="Calibri" w:hAnsiTheme="majorHAnsi" w:cstheme="majorHAnsi"/>
+          <w:b/>
+          <w:color w:val="404040" w:themeColor="text1" w:themeTint="BF"/>
+          <w:sz w:val="24"/>
+          <w:szCs w:val="24"/>
+        </w:rPr>
+        <w:t>instance.get</w:t>
+      </w:r>
+      <w:proofErr w:type="spellEnd"/>
+      <w:r>
+        <w:rPr>
+          <w:rFonts w:asciiTheme="majorHAnsi" w:eastAsia="Calibri" w:hAnsiTheme="majorHAnsi" w:cstheme="majorHAnsi"/>
+          <w:b/>
+          <w:color w:val="404040" w:themeColor="text1" w:themeTint="BF"/>
+          <w:sz w:val="24"/>
+          <w:szCs w:val="24"/>
+        </w:rPr>
+        <w:t>("</w:t>
+      </w:r>
+      <w:proofErr w:type="spellStart"/>
+      <w:r>
+        <w:rPr>
+          <w:rFonts w:asciiTheme="majorHAnsi" w:eastAsia="Calibri" w:hAnsiTheme="majorHAnsi" w:cstheme="majorHAnsi"/>
+          <w:b/>
+          <w:color w:val="404040" w:themeColor="text1" w:themeTint="BF"/>
+          <w:sz w:val="24"/>
+          <w:szCs w:val="24"/>
+        </w:rPr>
+        <w:t>PublicIpAddress</w:t>
+      </w:r>
+      <w:proofErr w:type="spellEnd"/>
+      <w:r>
+        <w:rPr>
+          <w:rFonts w:asciiTheme="majorHAnsi" w:eastAsia="Calibri" w:hAnsiTheme="majorHAnsi" w:cstheme="majorHAnsi"/>
+          <w:b/>
+          <w:color w:val="404040" w:themeColor="text1" w:themeTint="BF"/>
+          <w:sz w:val="24"/>
+          <w:szCs w:val="24"/>
+        </w:rPr>
+        <w:t>")</w:t>
       </w:r>
     </w:p>
     <w:p>
@@ -2238,7 +2372,29 @@
           <w:sz w:val="24"/>
           <w:szCs w:val="24"/>
         </w:rPr>
-        <w:t xml:space="preserve">            if not public_ip:</w:t>
+        <w:t xml:space="preserve">            if not </w:t>
+      </w:r>
+      <w:proofErr w:type="spellStart"/>
+      <w:r>
+        <w:rPr>
+          <w:rFonts w:asciiTheme="majorHAnsi" w:eastAsia="Calibri" w:hAnsiTheme="majorHAnsi" w:cstheme="majorHAnsi"/>
+          <w:b/>
+          <w:color w:val="404040" w:themeColor="text1" w:themeTint="BF"/>
+          <w:sz w:val="24"/>
+          <w:szCs w:val="24"/>
+        </w:rPr>
+        <w:t>public_ip</w:t>
+      </w:r>
+      <w:proofErr w:type="spellEnd"/>
+      <w:r>
+        <w:rPr>
+          <w:rFonts w:asciiTheme="majorHAnsi" w:eastAsia="Calibri" w:hAnsiTheme="majorHAnsi" w:cstheme="majorHAnsi"/>
+          <w:b/>
+          <w:color w:val="404040" w:themeColor="text1" w:themeTint="BF"/>
+          <w:sz w:val="24"/>
+          <w:szCs w:val="24"/>
+        </w:rPr>
+        <w:t>:</w:t>
       </w:r>
     </w:p>
     <w:p>
@@ -2315,7 +2471,29 @@
           <w:sz w:val="24"/>
           <w:szCs w:val="24"/>
         </w:rPr>
-        <w:t xml:space="preserve">            hostname = f"ec2-{public_ip.replace('.', '-')}.compute-1.amazonaws.com"</w:t>
+        <w:t xml:space="preserve">            hostname = f"ec2-{</w:t>
+      </w:r>
+      <w:proofErr w:type="spellStart"/>
+      <w:r>
+        <w:rPr>
+          <w:rFonts w:asciiTheme="majorHAnsi" w:eastAsia="Calibri" w:hAnsiTheme="majorHAnsi" w:cstheme="majorHAnsi"/>
+          <w:b/>
+          <w:color w:val="404040" w:themeColor="text1" w:themeTint="BF"/>
+          <w:sz w:val="24"/>
+          <w:szCs w:val="24"/>
+        </w:rPr>
+        <w:t>public_ip.replace</w:t>
+      </w:r>
+      <w:proofErr w:type="spellEnd"/>
+      <w:r>
+        <w:rPr>
+          <w:rFonts w:asciiTheme="majorHAnsi" w:eastAsia="Calibri" w:hAnsiTheme="majorHAnsi" w:cstheme="majorHAnsi"/>
+          <w:b/>
+          <w:color w:val="404040" w:themeColor="text1" w:themeTint="BF"/>
+          <w:sz w:val="24"/>
+          <w:szCs w:val="24"/>
+        </w:rPr>
+        <w:t>('.', '-')}.compute-1.amazonaws.com"</w:t>
       </w:r>
     </w:p>
     <w:p>
@@ -2411,7 +2589,29 @@
           <w:sz w:val="24"/>
           <w:szCs w:val="24"/>
         </w:rPr>
-        <w:t xml:space="preserve">            inventory["_meta"]["hostvars"][hostname] = {</w:t>
+        <w:t xml:space="preserve">            inventory["_meta"]["</w:t>
+      </w:r>
+      <w:proofErr w:type="spellStart"/>
+      <w:r>
+        <w:rPr>
+          <w:rFonts w:asciiTheme="majorHAnsi" w:eastAsia="Calibri" w:hAnsiTheme="majorHAnsi" w:cstheme="majorHAnsi"/>
+          <w:b/>
+          <w:color w:val="404040" w:themeColor="text1" w:themeTint="BF"/>
+          <w:sz w:val="24"/>
+          <w:szCs w:val="24"/>
+        </w:rPr>
+        <w:t>hostvars</w:t>
+      </w:r>
+      <w:proofErr w:type="spellEnd"/>
+      <w:r>
+        <w:rPr>
+          <w:rFonts w:asciiTheme="majorHAnsi" w:eastAsia="Calibri" w:hAnsiTheme="majorHAnsi" w:cstheme="majorHAnsi"/>
+          <w:b/>
+          <w:color w:val="404040" w:themeColor="text1" w:themeTint="BF"/>
+          <w:sz w:val="24"/>
+          <w:szCs w:val="24"/>
+        </w:rPr>
+        <w:t>"][hostname] = {</w:t>
       </w:r>
     </w:p>
     <w:p>
@@ -2440,7 +2640,51 @@
           <w:sz w:val="24"/>
           <w:szCs w:val="24"/>
         </w:rPr>
-        <w:t xml:space="preserve">                "ansible_host": public_ip,</w:t>
+        <w:t xml:space="preserve">                "</w:t>
+      </w:r>
+      <w:proofErr w:type="spellStart"/>
+      <w:r>
+        <w:rPr>
+          <w:rFonts w:asciiTheme="majorHAnsi" w:eastAsia="Calibri" w:hAnsiTheme="majorHAnsi" w:cstheme="majorHAnsi"/>
+          <w:b/>
+          <w:color w:val="404040" w:themeColor="text1" w:themeTint="BF"/>
+          <w:sz w:val="24"/>
+          <w:szCs w:val="24"/>
+        </w:rPr>
+        <w:t>ansible_host</w:t>
+      </w:r>
+      <w:proofErr w:type="spellEnd"/>
+      <w:r>
+        <w:rPr>
+          <w:rFonts w:asciiTheme="majorHAnsi" w:eastAsia="Calibri" w:hAnsiTheme="majorHAnsi" w:cstheme="majorHAnsi"/>
+          <w:b/>
+          <w:color w:val="404040" w:themeColor="text1" w:themeTint="BF"/>
+          <w:sz w:val="24"/>
+          <w:szCs w:val="24"/>
+        </w:rPr>
+        <w:t xml:space="preserve">": </w:t>
+      </w:r>
+      <w:proofErr w:type="spellStart"/>
+      <w:r>
+        <w:rPr>
+          <w:rFonts w:asciiTheme="majorHAnsi" w:eastAsia="Calibri" w:hAnsiTheme="majorHAnsi" w:cstheme="majorHAnsi"/>
+          <w:b/>
+          <w:color w:val="404040" w:themeColor="text1" w:themeTint="BF"/>
+          <w:sz w:val="24"/>
+          <w:szCs w:val="24"/>
+        </w:rPr>
+        <w:t>public_ip</w:t>
+      </w:r>
+      <w:proofErr w:type="spellEnd"/>
+      <w:r>
+        <w:rPr>
+          <w:rFonts w:asciiTheme="majorHAnsi" w:eastAsia="Calibri" w:hAnsiTheme="majorHAnsi" w:cstheme="majorHAnsi"/>
+          <w:b/>
+          <w:color w:val="404040" w:themeColor="text1" w:themeTint="BF"/>
+          <w:sz w:val="24"/>
+          <w:szCs w:val="24"/>
+        </w:rPr>
+        <w:t>,</w:t>
       </w:r>
     </w:p>
     <w:p>
@@ -2469,7 +2713,29 @@
           <w:sz w:val="24"/>
           <w:szCs w:val="24"/>
         </w:rPr>
-        <w:t xml:space="preserve">                "ansible_user": "ubuntu",</w:t>
+        <w:t xml:space="preserve">                "</w:t>
+      </w:r>
+      <w:proofErr w:type="spellStart"/>
+      <w:r>
+        <w:rPr>
+          <w:rFonts w:asciiTheme="majorHAnsi" w:eastAsia="Calibri" w:hAnsiTheme="majorHAnsi" w:cstheme="majorHAnsi"/>
+          <w:b/>
+          <w:color w:val="404040" w:themeColor="text1" w:themeTint="BF"/>
+          <w:sz w:val="24"/>
+          <w:szCs w:val="24"/>
+        </w:rPr>
+        <w:t>ansible_user</w:t>
+      </w:r>
+      <w:proofErr w:type="spellEnd"/>
+      <w:r>
+        <w:rPr>
+          <w:rFonts w:asciiTheme="majorHAnsi" w:eastAsia="Calibri" w:hAnsiTheme="majorHAnsi" w:cstheme="majorHAnsi"/>
+          <w:b/>
+          <w:color w:val="404040" w:themeColor="text1" w:themeTint="BF"/>
+          <w:sz w:val="24"/>
+          <w:szCs w:val="24"/>
+        </w:rPr>
+        <w:t>": "ubuntu",</w:t>
       </w:r>
     </w:p>
     <w:p>
@@ -2498,7 +2764,73 @@
           <w:sz w:val="24"/>
           <w:szCs w:val="24"/>
         </w:rPr>
-        <w:t xml:space="preserve">                "ansible_ssh_private_key_file": "/home/labuser/mykey.pem"</w:t>
+        <w:t xml:space="preserve">                "</w:t>
+      </w:r>
+      <w:proofErr w:type="spellStart"/>
+      <w:r>
+        <w:rPr>
+          <w:rFonts w:asciiTheme="majorHAnsi" w:eastAsia="Calibri" w:hAnsiTheme="majorHAnsi" w:cstheme="majorHAnsi"/>
+          <w:b/>
+          <w:color w:val="404040" w:themeColor="text1" w:themeTint="BF"/>
+          <w:sz w:val="24"/>
+          <w:szCs w:val="24"/>
+        </w:rPr>
+        <w:t>ansible_ssh_private_key_file</w:t>
+      </w:r>
+      <w:proofErr w:type="spellEnd"/>
+      <w:r>
+        <w:rPr>
+          <w:rFonts w:asciiTheme="majorHAnsi" w:eastAsia="Calibri" w:hAnsiTheme="majorHAnsi" w:cstheme="majorHAnsi"/>
+          <w:b/>
+          <w:color w:val="404040" w:themeColor="text1" w:themeTint="BF"/>
+          <w:sz w:val="24"/>
+          <w:szCs w:val="24"/>
+        </w:rPr>
+        <w:t>": "/home/</w:t>
+      </w:r>
+      <w:proofErr w:type="spellStart"/>
+      <w:r>
+        <w:rPr>
+          <w:rFonts w:asciiTheme="majorHAnsi" w:eastAsia="Calibri" w:hAnsiTheme="majorHAnsi" w:cstheme="majorHAnsi"/>
+          <w:b/>
+          <w:color w:val="404040" w:themeColor="text1" w:themeTint="BF"/>
+          <w:sz w:val="24"/>
+          <w:szCs w:val="24"/>
+        </w:rPr>
+        <w:t>labuser</w:t>
+      </w:r>
+      <w:proofErr w:type="spellEnd"/>
+      <w:r>
+        <w:rPr>
+          <w:rFonts w:asciiTheme="majorHAnsi" w:eastAsia="Calibri" w:hAnsiTheme="majorHAnsi" w:cstheme="majorHAnsi"/>
+          <w:b/>
+          <w:color w:val="404040" w:themeColor="text1" w:themeTint="BF"/>
+          <w:sz w:val="24"/>
+          <w:szCs w:val="24"/>
+        </w:rPr>
+        <w:t>/</w:t>
+      </w:r>
+      <w:proofErr w:type="spellStart"/>
+      <w:r>
+        <w:rPr>
+          <w:rFonts w:asciiTheme="majorHAnsi" w:eastAsia="Calibri" w:hAnsiTheme="majorHAnsi" w:cstheme="majorHAnsi"/>
+          <w:b/>
+          <w:color w:val="404040" w:themeColor="text1" w:themeTint="BF"/>
+          <w:sz w:val="24"/>
+          <w:szCs w:val="24"/>
+        </w:rPr>
+        <w:t>mykey.pem</w:t>
+      </w:r>
+      <w:proofErr w:type="spellEnd"/>
+      <w:r>
+        <w:rPr>
+          <w:rFonts w:asciiTheme="majorHAnsi" w:eastAsia="Calibri" w:hAnsiTheme="majorHAnsi" w:cstheme="majorHAnsi"/>
+          <w:b/>
+          <w:color w:val="404040" w:themeColor="text1" w:themeTint="BF"/>
+          <w:sz w:val="24"/>
+          <w:szCs w:val="24"/>
+        </w:rPr>
+        <w:t>"</w:t>
       </w:r>
     </w:p>
     <w:p>
@@ -2575,7 +2907,29 @@
           <w:sz w:val="24"/>
           <w:szCs w:val="24"/>
         </w:rPr>
-        <w:t>print(json.dumps(inventory))</w:t>
+        <w:t>print(</w:t>
+      </w:r>
+      <w:proofErr w:type="spellStart"/>
+      <w:r>
+        <w:rPr>
+          <w:rFonts w:asciiTheme="majorHAnsi" w:eastAsia="Calibri" w:hAnsiTheme="majorHAnsi" w:cstheme="majorHAnsi"/>
+          <w:b/>
+          <w:color w:val="404040" w:themeColor="text1" w:themeTint="BF"/>
+          <w:sz w:val="24"/>
+          <w:szCs w:val="24"/>
+        </w:rPr>
+        <w:t>json.dumps</w:t>
+      </w:r>
+      <w:proofErr w:type="spellEnd"/>
+      <w:r>
+        <w:rPr>
+          <w:rFonts w:asciiTheme="majorHAnsi" w:eastAsia="Calibri" w:hAnsiTheme="majorHAnsi" w:cstheme="majorHAnsi"/>
+          <w:b/>
+          <w:color w:val="404040" w:themeColor="text1" w:themeTint="BF"/>
+          <w:sz w:val="24"/>
+          <w:szCs w:val="24"/>
+        </w:rPr>
+        <w:t>(inventory))</w:t>
       </w:r>
     </w:p>
     <w:p>
@@ -2784,15 +3138,49 @@
           <w:szCs w:val="24"/>
         </w:rPr>
       </w:pPr>
-      <w:r>
-        <w:rPr>
-          <w:rFonts w:asciiTheme="majorHAnsi" w:eastAsia="Calibri" w:hAnsiTheme="majorHAnsi" w:cstheme="majorHAnsi"/>
-          <w:b/>
-          <w:color w:val="404040" w:themeColor="text1" w:themeTint="BF"/>
-          <w:sz w:val="24"/>
-          <w:szCs w:val="24"/>
-        </w:rPr>
-        <w:t>sudo chmod +x /etc/ansible/dynamic_inventory.py</w:t>
+      <w:proofErr w:type="spellStart"/>
+      <w:r>
+        <w:rPr>
+          <w:rFonts w:asciiTheme="majorHAnsi" w:eastAsia="Calibri" w:hAnsiTheme="majorHAnsi" w:cstheme="majorHAnsi"/>
+          <w:b/>
+          <w:color w:val="404040" w:themeColor="text1" w:themeTint="BF"/>
+          <w:sz w:val="24"/>
+          <w:szCs w:val="24"/>
+        </w:rPr>
+        <w:t>sudo</w:t>
+      </w:r>
+      <w:proofErr w:type="spellEnd"/>
+      <w:r>
+        <w:rPr>
+          <w:rFonts w:asciiTheme="majorHAnsi" w:eastAsia="Calibri" w:hAnsiTheme="majorHAnsi" w:cstheme="majorHAnsi"/>
+          <w:b/>
+          <w:color w:val="404040" w:themeColor="text1" w:themeTint="BF"/>
+          <w:sz w:val="24"/>
+          <w:szCs w:val="24"/>
+        </w:rPr>
+        <w:t xml:space="preserve"> </w:t>
+      </w:r>
+      <w:proofErr w:type="spellStart"/>
+      <w:r>
+        <w:rPr>
+          <w:rFonts w:asciiTheme="majorHAnsi" w:eastAsia="Calibri" w:hAnsiTheme="majorHAnsi" w:cstheme="majorHAnsi"/>
+          <w:b/>
+          <w:color w:val="404040" w:themeColor="text1" w:themeTint="BF"/>
+          <w:sz w:val="24"/>
+          <w:szCs w:val="24"/>
+        </w:rPr>
+        <w:t>chmod</w:t>
+      </w:r>
+      <w:proofErr w:type="spellEnd"/>
+      <w:r>
+        <w:rPr>
+          <w:rFonts w:asciiTheme="majorHAnsi" w:eastAsia="Calibri" w:hAnsiTheme="majorHAnsi" w:cstheme="majorHAnsi"/>
+          <w:b/>
+          <w:color w:val="404040" w:themeColor="text1" w:themeTint="BF"/>
+          <w:sz w:val="24"/>
+          <w:szCs w:val="24"/>
+        </w:rPr>
+        <w:t xml:space="preserve"> +x dynamic_inventory.py</w:t>
       </w:r>
     </w:p>
     <w:p>
@@ -2980,39 +3368,19 @@
           <w:szCs w:val="24"/>
         </w:rPr>
       </w:pPr>
-      <w:r>
-        <w:rPr>
-          <w:rFonts w:asciiTheme="majorHAnsi" w:eastAsia="Calibri" w:hAnsiTheme="majorHAnsi" w:cstheme="majorHAnsi"/>
-          <w:b/>
-          <w:bCs/>
-          <w:color w:val="404040" w:themeColor="text1" w:themeTint="BF"/>
-          <w:sz w:val="24"/>
-          <w:szCs w:val="24"/>
-        </w:rPr>
-        <w:t xml:space="preserve">  </w:t>
-      </w:r>
-      <w:r>
-        <w:rPr>
-          <w:rFonts w:asciiTheme="majorHAnsi" w:eastAsia="Calibri" w:hAnsiTheme="majorHAnsi" w:cstheme="majorHAnsi"/>
-          <w:b/>
-          <w:bCs/>
-          <w:color w:val="404040" w:themeColor="text1" w:themeTint="BF"/>
-          <w:sz w:val="24"/>
-          <w:szCs w:val="24"/>
-        </w:rPr>
-        <w:t xml:space="preserve"> </w:t>
-      </w:r>
-      <w:r>
-        <w:rPr>
-          <w:rFonts w:asciiTheme="majorHAnsi" w:eastAsia="Calibri" w:hAnsiTheme="majorHAnsi" w:cstheme="majorHAnsi"/>
-          <w:b/>
-          <w:bCs/>
-          <w:color w:val="404040" w:themeColor="text1" w:themeTint="BF"/>
-          <w:sz w:val="24"/>
-          <w:szCs w:val="24"/>
-        </w:rPr>
-        <w:t>sudo vi /etc/ansible/ansible.cfg</w:t>
-      </w:r>
+      <w:proofErr w:type="spellStart"/>
+      <w:r>
+        <w:rPr>
+          <w:rFonts w:asciiTheme="majorHAnsi" w:eastAsia="Calibri" w:hAnsiTheme="majorHAnsi" w:cstheme="majorHAnsi"/>
+          <w:b/>
+          <w:bCs/>
+          <w:color w:val="404040" w:themeColor="text1" w:themeTint="BF"/>
+          <w:sz w:val="24"/>
+          <w:szCs w:val="24"/>
+        </w:rPr>
+        <w:t>ansible.cfg</w:t>
+      </w:r>
+      <w:proofErr w:type="spellEnd"/>
     </w:p>
     <w:p>
       <w:pPr>
@@ -3146,6 +3514,7 @@
         </w:rPr>
         <w:t xml:space="preserve">in </w:t>
       </w:r>
+      <w:proofErr w:type="spellStart"/>
       <w:r>
         <w:rPr>
           <w:rFonts w:asciiTheme="majorHAnsi" w:eastAsia="Times New Roman" w:hAnsiTheme="majorHAnsi" w:cstheme="majorHAnsi"/>
@@ -3158,6 +3527,7 @@
         </w:rPr>
         <w:t>ansible.cfg</w:t>
       </w:r>
+      <w:proofErr w:type="spellEnd"/>
       <w:r>
         <w:rPr>
           <w:rFonts w:asciiTheme="majorHAnsi" w:eastAsia="Times New Roman" w:hAnsiTheme="majorHAnsi" w:cstheme="majorHAnsi"/>
@@ -3230,7 +3600,7 @@
           <w:szCs w:val="24"/>
           <w:lang w:eastAsia="en-IN"/>
         </w:rPr>
-        <w:t xml:space="preserve"> inventory = /etc/ansible/dynamic_inventory.py</w:t>
+        <w:t xml:space="preserve"> inventory = dynamic_inventory.py</w:t>
       </w:r>
     </w:p>
     <w:p>
@@ -3524,16 +3894,29 @@
           <w:szCs w:val="24"/>
         </w:rPr>
       </w:pPr>
-      <w:r>
-        <w:rPr>
-          <w:rFonts w:asciiTheme="majorHAnsi" w:eastAsia="Calibri" w:hAnsiTheme="majorHAnsi" w:cstheme="majorHAnsi"/>
-          <w:b/>
-          <w:bCs/>
-          <w:color w:val="404040" w:themeColor="text1" w:themeTint="BF"/>
-          <w:sz w:val="24"/>
-          <w:szCs w:val="24"/>
-        </w:rPr>
-        <w:t>aws configure</w:t>
+      <w:proofErr w:type="spellStart"/>
+      <w:r>
+        <w:rPr>
+          <w:rFonts w:asciiTheme="majorHAnsi" w:eastAsia="Calibri" w:hAnsiTheme="majorHAnsi" w:cstheme="majorHAnsi"/>
+          <w:b/>
+          <w:bCs/>
+          <w:color w:val="404040" w:themeColor="text1" w:themeTint="BF"/>
+          <w:sz w:val="24"/>
+          <w:szCs w:val="24"/>
+        </w:rPr>
+        <w:t>aws</w:t>
+      </w:r>
+      <w:proofErr w:type="spellEnd"/>
+      <w:r>
+        <w:rPr>
+          <w:rFonts w:asciiTheme="majorHAnsi" w:eastAsia="Calibri" w:hAnsiTheme="majorHAnsi" w:cstheme="majorHAnsi"/>
+          <w:b/>
+          <w:bCs/>
+          <w:color w:val="404040" w:themeColor="text1" w:themeTint="BF"/>
+          <w:sz w:val="24"/>
+          <w:szCs w:val="24"/>
+        </w:rPr>
+        <w:t xml:space="preserve"> configure</w:t>
       </w:r>
     </w:p>
     <w:p>
@@ -3651,7 +4034,31 @@
           <w:sz w:val="24"/>
           <w:szCs w:val="24"/>
         </w:rPr>
-        <w:t xml:space="preserve">ansible-inventory -i /etc/ansible/dynamic_inventory.py </w:t>
+        <w:t>ansible-inventory -</w:t>
+      </w:r>
+      <w:proofErr w:type="spellStart"/>
+      <w:r>
+        <w:rPr>
+          <w:rFonts w:asciiTheme="majorHAnsi" w:eastAsia="Calibri" w:hAnsiTheme="majorHAnsi" w:cstheme="majorHAnsi"/>
+          <w:b/>
+          <w:bCs/>
+          <w:color w:val="404040" w:themeColor="text1" w:themeTint="BF"/>
+          <w:sz w:val="24"/>
+          <w:szCs w:val="24"/>
+        </w:rPr>
+        <w:t>i</w:t>
+      </w:r>
+      <w:proofErr w:type="spellEnd"/>
+      <w:r>
+        <w:rPr>
+          <w:rFonts w:asciiTheme="majorHAnsi" w:eastAsia="Calibri" w:hAnsiTheme="majorHAnsi" w:cstheme="majorHAnsi"/>
+          <w:b/>
+          <w:bCs/>
+          <w:color w:val="404040" w:themeColor="text1" w:themeTint="BF"/>
+          <w:sz w:val="24"/>
+          <w:szCs w:val="24"/>
+        </w:rPr>
+        <w:t xml:space="preserve"> dynamic_inventory.py </w:t>
       </w:r>
       <w:r>
         <w:rPr>
@@ -3853,6 +4260,7 @@
           <w:szCs w:val="24"/>
         </w:rPr>
       </w:pPr>
+      <w:proofErr w:type="spellStart"/>
       <w:r>
         <w:rPr>
           <w:rFonts w:asciiTheme="majorHAnsi" w:eastAsia="Calibri" w:hAnsiTheme="majorHAnsi" w:cstheme="majorHAnsi"/>
@@ -3863,8 +4271,9 @@
           <w:sz w:val="24"/>
           <w:szCs w:val="24"/>
         </w:rPr>
-        <w:t>sudo vi /etc/ansible/playbook.yml</w:t>
-      </w:r>
+        <w:t>playbook.yml</w:t>
+      </w:r>
+      <w:proofErr w:type="spellEnd"/>
     </w:p>
     <w:p>
       <w:pPr>
@@ -4014,6 +4423,7 @@
         </w:rPr>
         <w:t xml:space="preserve">the </w:t>
       </w:r>
+      <w:proofErr w:type="spellStart"/>
       <w:r>
         <w:rPr>
           <w:rFonts w:asciiTheme="majorHAnsi" w:eastAsia="Calibri" w:hAnsiTheme="majorHAnsi" w:cstheme="majorHAnsi"/>
@@ -4025,6 +4435,7 @@
         </w:rPr>
         <w:t>playbook.yml</w:t>
       </w:r>
+      <w:proofErr w:type="spellEnd"/>
       <w:r>
         <w:rPr>
           <w:rFonts w:asciiTheme="majorHAnsi" w:eastAsia="Calibri" w:hAnsiTheme="majorHAnsi" w:cstheme="majorHAnsi"/>
@@ -4177,7 +4588,31 @@
           <w:sz w:val="24"/>
           <w:szCs w:val="24"/>
         </w:rPr>
-        <w:t xml:space="preserve">      ansible.builtin.setup:</w:t>
+        <w:t xml:space="preserve">      </w:t>
+      </w:r>
+      <w:proofErr w:type="spellStart"/>
+      <w:r>
+        <w:rPr>
+          <w:rFonts w:asciiTheme="majorHAnsi" w:eastAsia="Calibri" w:hAnsiTheme="majorHAnsi" w:cstheme="majorHAnsi"/>
+          <w:b/>
+          <w:bCs/>
+          <w:color w:val="404040" w:themeColor="text1" w:themeTint="BF"/>
+          <w:sz w:val="24"/>
+          <w:szCs w:val="24"/>
+        </w:rPr>
+        <w:t>ansible.builtin.setup</w:t>
+      </w:r>
+      <w:proofErr w:type="spellEnd"/>
+      <w:r>
+        <w:rPr>
+          <w:rFonts w:asciiTheme="majorHAnsi" w:eastAsia="Calibri" w:hAnsiTheme="majorHAnsi" w:cstheme="majorHAnsi"/>
+          <w:b/>
+          <w:bCs/>
+          <w:color w:val="404040" w:themeColor="text1" w:themeTint="BF"/>
+          <w:sz w:val="24"/>
+          <w:szCs w:val="24"/>
+        </w:rPr>
+        <w:t>:</w:t>
       </w:r>
     </w:p>
     <w:p>
@@ -4430,11 +4865,9 @@
     </w:p>
     <w:p>
       <w:pPr>
-        <w:pStyle w:val="ListParagraph"/>
         <w:spacing w:line="259" w:lineRule="auto"/>
         <w:rPr>
           <w:rFonts w:asciiTheme="majorHAnsi" w:eastAsia="Calibri" w:hAnsiTheme="majorHAnsi" w:cstheme="majorHAnsi"/>
-          <w:b/>
           <w:bCs/>
           <w:iCs/>
           <w:color w:val="404040" w:themeColor="text1" w:themeTint="BF"/>
@@ -4442,18 +4875,171 @@
           <w:szCs w:val="24"/>
         </w:rPr>
       </w:pPr>
-      <w:r>
-        <w:rPr>
-          <w:rFonts w:asciiTheme="majorHAnsi" w:eastAsia="Calibri" w:hAnsiTheme="majorHAnsi" w:cstheme="majorHAnsi"/>
-          <w:b/>
-          <w:bCs/>
+    </w:p>
+    <w:p>
+      <w:pPr>
+        <w:spacing w:line="259" w:lineRule="auto"/>
+        <w:rPr>
+          <w:rFonts w:asciiTheme="majorHAnsi" w:eastAsia="Calibri" w:hAnsiTheme="majorHAnsi" w:cstheme="majorHAnsi"/>
+          <w:b/>
           <w:iCs/>
           <w:color w:val="404040" w:themeColor="text1" w:themeTint="BF"/>
           <w:sz w:val="24"/>
           <w:szCs w:val="24"/>
         </w:rPr>
-        <w:t>ansible-playbook -i /etc/ansible/dynamic_inventory.py /etc/ansible/playbook.yml</w:t>
-      </w:r>
+      </w:pPr>
+      <w:r>
+        <w:rPr>
+          <w:rFonts w:asciiTheme="majorHAnsi" w:eastAsia="Calibri" w:hAnsiTheme="majorHAnsi" w:cstheme="majorHAnsi"/>
+          <w:bCs/>
+          <w:iCs/>
+          <w:color w:val="404040" w:themeColor="text1" w:themeTint="BF"/>
+          <w:sz w:val="24"/>
+          <w:szCs w:val="24"/>
+        </w:rPr>
+        <w:t xml:space="preserve">             </w:t>
+      </w:r>
+      <w:proofErr w:type="spellStart"/>
+      <w:r>
+        <w:rPr>
+          <w:rFonts w:asciiTheme="majorHAnsi" w:eastAsia="Calibri" w:hAnsiTheme="majorHAnsi" w:cstheme="majorHAnsi"/>
+          <w:b/>
+          <w:iCs/>
+          <w:color w:val="404040" w:themeColor="text1" w:themeTint="BF"/>
+          <w:sz w:val="24"/>
+          <w:szCs w:val="24"/>
+        </w:rPr>
+        <w:t>chmod</w:t>
+      </w:r>
+      <w:proofErr w:type="spellEnd"/>
+      <w:r>
+        <w:rPr>
+          <w:rFonts w:asciiTheme="majorHAnsi" w:eastAsia="Calibri" w:hAnsiTheme="majorHAnsi" w:cstheme="majorHAnsi"/>
+          <w:b/>
+          <w:iCs/>
+          <w:color w:val="404040" w:themeColor="text1" w:themeTint="BF"/>
+          <w:sz w:val="24"/>
+          <w:szCs w:val="24"/>
+        </w:rPr>
+        <w:t xml:space="preserve"> 400 /home/</w:t>
+      </w:r>
+      <w:proofErr w:type="spellStart"/>
+      <w:r>
+        <w:rPr>
+          <w:rFonts w:asciiTheme="majorHAnsi" w:eastAsia="Calibri" w:hAnsiTheme="majorHAnsi" w:cstheme="majorHAnsi"/>
+          <w:b/>
+          <w:iCs/>
+          <w:color w:val="404040" w:themeColor="text1" w:themeTint="BF"/>
+          <w:sz w:val="24"/>
+          <w:szCs w:val="24"/>
+        </w:rPr>
+        <w:t>labuser</w:t>
+      </w:r>
+      <w:proofErr w:type="spellEnd"/>
+      <w:r>
+        <w:rPr>
+          <w:rFonts w:asciiTheme="majorHAnsi" w:eastAsia="Calibri" w:hAnsiTheme="majorHAnsi" w:cstheme="majorHAnsi"/>
+          <w:b/>
+          <w:iCs/>
+          <w:color w:val="404040" w:themeColor="text1" w:themeTint="BF"/>
+          <w:sz w:val="24"/>
+          <w:szCs w:val="24"/>
+        </w:rPr>
+        <w:t>/</w:t>
+      </w:r>
+      <w:proofErr w:type="spellStart"/>
+      <w:r>
+        <w:rPr>
+          <w:rFonts w:asciiTheme="majorHAnsi" w:eastAsia="Calibri" w:hAnsiTheme="majorHAnsi" w:cstheme="majorHAnsi"/>
+          <w:b/>
+          <w:iCs/>
+          <w:color w:val="404040" w:themeColor="text1" w:themeTint="BF"/>
+          <w:sz w:val="24"/>
+          <w:szCs w:val="24"/>
+        </w:rPr>
+        <w:t>mykey.pem</w:t>
+      </w:r>
+      <w:proofErr w:type="spellEnd"/>
+    </w:p>
+    <w:p>
+      <w:pPr>
+        <w:spacing w:line="259" w:lineRule="auto"/>
+        <w:rPr>
+          <w:rFonts w:asciiTheme="majorHAnsi" w:eastAsia="Calibri" w:hAnsiTheme="majorHAnsi" w:cstheme="majorHAnsi"/>
+          <w:bCs/>
+          <w:iCs/>
+          <w:color w:val="404040" w:themeColor="text1" w:themeTint="BF"/>
+          <w:sz w:val="24"/>
+          <w:szCs w:val="24"/>
+        </w:rPr>
+      </w:pPr>
+    </w:p>
+    <w:p>
+      <w:pPr>
+        <w:pStyle w:val="ListParagraph"/>
+        <w:spacing w:line="259" w:lineRule="auto"/>
+        <w:rPr>
+          <w:rFonts w:asciiTheme="majorHAnsi" w:eastAsia="Calibri" w:hAnsiTheme="majorHAnsi" w:cstheme="majorHAnsi"/>
+          <w:b/>
+          <w:bCs/>
+          <w:iCs/>
+          <w:color w:val="404040" w:themeColor="text1" w:themeTint="BF"/>
+          <w:sz w:val="24"/>
+          <w:szCs w:val="24"/>
+        </w:rPr>
+      </w:pPr>
+      <w:r>
+        <w:rPr>
+          <w:rFonts w:asciiTheme="majorHAnsi" w:eastAsia="Calibri" w:hAnsiTheme="majorHAnsi" w:cstheme="majorHAnsi"/>
+          <w:b/>
+          <w:bCs/>
+          <w:iCs/>
+          <w:color w:val="404040" w:themeColor="text1" w:themeTint="BF"/>
+          <w:sz w:val="24"/>
+          <w:szCs w:val="24"/>
+        </w:rPr>
+        <w:t>ansible-playbook -</w:t>
+      </w:r>
+      <w:proofErr w:type="spellStart"/>
+      <w:r>
+        <w:rPr>
+          <w:rFonts w:asciiTheme="majorHAnsi" w:eastAsia="Calibri" w:hAnsiTheme="majorHAnsi" w:cstheme="majorHAnsi"/>
+          <w:b/>
+          <w:bCs/>
+          <w:iCs/>
+          <w:color w:val="404040" w:themeColor="text1" w:themeTint="BF"/>
+          <w:sz w:val="24"/>
+          <w:szCs w:val="24"/>
+        </w:rPr>
+        <w:t>i</w:t>
+      </w:r>
+      <w:proofErr w:type="spellEnd"/>
+      <w:r>
+        <w:rPr>
+          <w:rFonts w:asciiTheme="majorHAnsi" w:eastAsia="Calibri" w:hAnsiTheme="majorHAnsi" w:cstheme="majorHAnsi"/>
+          <w:b/>
+          <w:bCs/>
+          <w:iCs/>
+          <w:color w:val="404040" w:themeColor="text1" w:themeTint="BF"/>
+          <w:sz w:val="24"/>
+          <w:szCs w:val="24"/>
+        </w:rPr>
+        <w:t xml:space="preserve"> dynamic_inventory.py </w:t>
+      </w:r>
+      <w:proofErr w:type="spellStart"/>
+      <w:r>
+        <w:rPr>
+          <w:rFonts w:asciiTheme="majorHAnsi" w:eastAsia="Calibri" w:hAnsiTheme="majorHAnsi" w:cstheme="majorHAnsi"/>
+          <w:b/>
+          <w:bCs/>
+          <w:iCs/>
+          <w:color w:val="404040" w:themeColor="text1" w:themeTint="BF"/>
+          <w:sz w:val="24"/>
+          <w:szCs w:val="24"/>
+        </w:rPr>
+        <w:t>playbook.yml</w:t>
+      </w:r>
+      <w:proofErr w:type="spellEnd"/>
     </w:p>
     <w:p>
       <w:pPr>
@@ -4495,6 +5081,7 @@
           <w:sz w:val="24"/>
           <w:szCs w:val="24"/>
         </w:rPr>
+        <w:lastRenderedPageBreak/>
         <w:drawing>
           <wp:inline distT="0" distB="0" distL="0" distR="0" wp14:anchorId="6D0C7D22" wp14:editId="663E4C53">
             <wp:extent cx="5943600" cy="910590"/>
@@ -4572,7 +5159,6 @@
           <w:sz w:val="24"/>
           <w:szCs w:val="24"/>
         </w:rPr>
-        <w:lastRenderedPageBreak/>
         <w:t>By following the above steps, you have successfully created a dynamic inventory script, configured Ansible to use it, and run a playbook leveraging this dynamic inventory.</w:t>
       </w:r>
     </w:p>
@@ -8240,6 +8826,15 @@
 </file>
 
 <file path=customXml/item1.xml><?xml version="1.0" encoding="utf-8"?>
+<?mso-contentType ?>
+<FormTemplates xmlns="http://schemas.microsoft.com/sharepoint/v3/contenttype/forms">
+  <Display>DocumentLibraryForm</Display>
+  <Edit>DocumentLibraryForm</Edit>
+  <New>DocumentLibraryForm</New>
+</FormTemplates>
+</file>
+
+<file path=customXml/item2.xml><?xml version="1.0" encoding="utf-8"?>
 <ct:contentTypeSchema xmlns:ct="http://schemas.microsoft.com/office/2006/metadata/contentType" xmlns:ma="http://schemas.microsoft.com/office/2006/metadata/properties/metaAttributes" ct:_="" ma:_="" ma:contentTypeName="Document" ma:contentTypeID="0x010100E37ED77BF1302443902AB0076FD5905A" ma:contentTypeVersion="20" ma:contentTypeDescription="Create a new document." ma:contentTypeScope="" ma:versionID="699c7d28d44cfd5f8e473877d2819393">
   <xsd:schema xmlns:xsd="http://www.w3.org/2001/XMLSchema" xmlns:xs="http://www.w3.org/2001/XMLSchema" xmlns:p="http://schemas.microsoft.com/office/2006/metadata/properties" xmlns:ns2="461d6144-fa1a-4092-829f-c84f3e3efa94" xmlns:ns3="236ee7c7-7e1f-44c3-af88-3b258280f106" targetNamespace="http://schemas.microsoft.com/office/2006/metadata/properties" ma:root="true" ma:fieldsID="f2a7211883085b086ebf453557c17dce" ns2:_="" ns3:_="">
     <xsd:import namespace="461d6144-fa1a-4092-829f-c84f3e3efa94"/>
@@ -8502,26 +9097,7 @@
 </ct:contentTypeSchema>
 </file>
 
-<file path=customXml/item2.xml><?xml version="1.0" encoding="utf-8"?>
-<?mso-contentType ?>
-<FormTemplates xmlns="http://schemas.microsoft.com/sharepoint/v3/contenttype/forms">
-  <Display>DocumentLibraryForm</Display>
-  <Edit>DocumentLibraryForm</Edit>
-  <New>DocumentLibraryForm</New>
-</FormTemplates>
-</file>
-
 <file path=customXml/item3.xml><?xml version="1.0" encoding="utf-8"?>
-<go:gDocsCustomXmlDataStorage xmlns:go="http://customooxmlschemas.google.com/" xmlns:r="http://schemas.openxmlformats.org/officeDocument/2006/relationships">
-  <go:docsCustomData xmlns:go="http://customooxmlschemas.google.com/" roundtripDataSignature="AMtx7mixNdOXr/YxpXVZyeCTWL5+CebkXA==">AMUW2mWSDqnfrpqryhymKI+oztvWvNGYyGMy1DLyCDOHzb3BKBzZxNqa5hU4dfgJJNDmucLG6dxT1TppqBRgAGz70gVYor97Exga4oMTGtubLT36j+AtdArU6APPOKayUjMgmbfNH+BH</go:docsCustomData>
-</go:gDocsCustomXmlDataStorage>
-</file>
-
-<file path=customXml/item4.xml><?xml version="1.0" encoding="utf-8"?>
-<b:Sources xmlns:b="http://schemas.openxmlformats.org/officeDocument/2006/bibliography" xmlns="http://schemas.openxmlformats.org/officeDocument/2006/bibliography" SelectedStyle="\APASixthEditionOfficeOnline.xsl" StyleName="APA" Version="6"/>
-</file>
-
-<file path=customXml/item5.xml><?xml version="1.0" encoding="utf-8"?>
 <p:properties xmlns:p="http://schemas.microsoft.com/office/2006/metadata/properties" xmlns:xsi="http://www.w3.org/2001/XMLSchema-instance" xmlns:pc="http://schemas.microsoft.com/office/infopath/2007/PartnerControls">
   <documentManagement>
     <RelatedId xmlns="461d6144-fa1a-4092-829f-c84f3e3efa94" xsi:nil="true"/>
@@ -8534,7 +9110,25 @@
 </p:properties>
 </file>
 
+<file path=customXml/item4.xml><?xml version="1.0" encoding="utf-8"?>
+<b:Sources xmlns:b="http://schemas.openxmlformats.org/officeDocument/2006/bibliography" xmlns="http://schemas.openxmlformats.org/officeDocument/2006/bibliography" SelectedStyle="\APASixthEditionOfficeOnline.xsl" StyleName="APA" Version="6"/>
+</file>
+
+<file path=customXml/item5.xml><?xml version="1.0" encoding="utf-8"?>
+<go:gDocsCustomXmlDataStorage xmlns:go="http://customooxmlschemas.google.com/" xmlns:r="http://schemas.openxmlformats.org/officeDocument/2006/relationships">
+  <go:docsCustomData xmlns:go="http://customooxmlschemas.google.com/" roundtripDataSignature="AMtx7mixNdOXr/YxpXVZyeCTWL5+CebkXA==">AMUW2mWSDqnfrpqryhymKI+oztvWvNGYyGMy1DLyCDOHzb3BKBzZxNqa5hU4dfgJJNDmucLG6dxT1TppqBRgAGz70gVYor97Exga4oMTGtubLT36j+AtdArU6APPOKayUjMgmbfNH+BH</go:docsCustomData>
+</go:gDocsCustomXmlDataStorage>
+</file>
+
 <file path=customXml/itemProps1.xml><?xml version="1.0" encoding="utf-8"?>
+<ds:datastoreItem xmlns:ds="http://schemas.openxmlformats.org/officeDocument/2006/customXml" ds:itemID="{0385290A-0FB5-439D-9CA3-BCDCF1BAF1D4}">
+  <ds:schemaRefs>
+    <ds:schemaRef ds:uri="http://schemas.microsoft.com/sharepoint/v3/contenttype/forms"/>
+  </ds:schemaRefs>
+</ds:datastoreItem>
+</file>
+
+<file path=customXml/itemProps2.xml><?xml version="1.0" encoding="utf-8"?>
 <ds:datastoreItem xmlns:ds="http://schemas.openxmlformats.org/officeDocument/2006/customXml" ds:itemID="{FDB961B3-80E1-4D81-A69D-33BD92269653}">
   <ds:schemaRefs>
     <ds:schemaRef ds:uri="http://schemas.microsoft.com/office/2006/metadata/contentType"/>
@@ -8553,19 +9147,13 @@
 </ds:datastoreItem>
 </file>
 
-<file path=customXml/itemProps2.xml><?xml version="1.0" encoding="utf-8"?>
-<ds:datastoreItem xmlns:ds="http://schemas.openxmlformats.org/officeDocument/2006/customXml" ds:itemID="{0385290A-0FB5-439D-9CA3-BCDCF1BAF1D4}">
+<file path=customXml/itemProps3.xml><?xml version="1.0" encoding="utf-8"?>
+<ds:datastoreItem xmlns:ds="http://schemas.openxmlformats.org/officeDocument/2006/customXml" ds:itemID="{FE888483-850F-48EA-ADF2-A386ED081D60}">
   <ds:schemaRefs>
-    <ds:schemaRef ds:uri="http://schemas.microsoft.com/sharepoint/v3/contenttype/forms"/>
-  </ds:schemaRefs>
-</ds:datastoreItem>
-</file>
-
-<file path=customXml/itemProps3.xml><?xml version="1.0" encoding="utf-8"?>
-<ds:datastoreItem xmlns:ds="http://schemas.openxmlformats.org/officeDocument/2006/customXml" ds:itemID="{11111111-1234-1234-1234-123412341234}">
-  <ds:schemaRefs>
-    <ds:schemaRef ds:uri="http://customooxmlschemas.google.com/"/>
-    <ds:schemaRef ds:uri="http://schemas.openxmlformats.org/officeDocument/2006/relationships"/>
+    <ds:schemaRef ds:uri="http://schemas.microsoft.com/office/2006/metadata/properties"/>
+    <ds:schemaRef ds:uri="http://schemas.microsoft.com/office/infopath/2007/PartnerControls"/>
+    <ds:schemaRef ds:uri="461d6144-fa1a-4092-829f-c84f3e3efa94"/>
+    <ds:schemaRef ds:uri="236ee7c7-7e1f-44c3-af88-3b258280f106"/>
   </ds:schemaRefs>
 </ds:datastoreItem>
 </file>
@@ -8579,12 +9167,10 @@
 </file>
 
 <file path=customXml/itemProps5.xml><?xml version="1.0" encoding="utf-8"?>
-<ds:datastoreItem xmlns:ds="http://schemas.openxmlformats.org/officeDocument/2006/customXml" ds:itemID="{FE888483-850F-48EA-ADF2-A386ED081D60}">
+<ds:datastoreItem xmlns:ds="http://schemas.openxmlformats.org/officeDocument/2006/customXml" ds:itemID="{11111111-1234-1234-1234-123412341234}">
   <ds:schemaRefs>
-    <ds:schemaRef ds:uri="http://schemas.microsoft.com/office/2006/metadata/properties"/>
-    <ds:schemaRef ds:uri="http://schemas.microsoft.com/office/infopath/2007/PartnerControls"/>
-    <ds:schemaRef ds:uri="461d6144-fa1a-4092-829f-c84f3e3efa94"/>
-    <ds:schemaRef ds:uri="236ee7c7-7e1f-44c3-af88-3b258280f106"/>
+    <ds:schemaRef ds:uri="http://customooxmlschemas.google.com/"/>
+    <ds:schemaRef ds:uri="http://schemas.openxmlformats.org/officeDocument/2006/relationships"/>
   </ds:schemaRefs>
 </ds:datastoreItem>
 </file>